--- a/public/assets/files/stacjonarne/MLR.docx
+++ b/public/assets/files/stacjonarne/MLR.docx
@@ -522,6 +522,7 @@
                 <w:i w:val="0"/>
                 <w:sz w:val="22"/>
               </w:rPr>
+              <w:t>I</w:t>
             </w:r>
           </w:p>
         </w:tc>
@@ -559,6 +560,7 @@
                 <w:i w:val="0"/>
                 <w:sz w:val="22"/>
               </w:rPr>
+              <w:t>obligatoryjny</w:t>
             </w:r>
           </w:p>
         </w:tc>

--- a/public/assets/files/stacjonarne/MLR.docx
+++ b/public/assets/files/stacjonarne/MLR.docx
@@ -680,12 +680,22 @@
         <w:tblW w:w="5000" w:type="pct"/>
       </w:tblPr>
       <w:tblGrid>
-        <w:gridCol w:w="9972"/>
+        <w:gridCol w:w="997"/>
+        <w:gridCol w:w="997"/>
+        <w:gridCol w:w="997"/>
+        <w:gridCol w:w="997"/>
+        <w:gridCol w:w="997"/>
+        <w:gridCol w:w="997"/>
+        <w:gridCol w:w="997"/>
+        <w:gridCol w:w="997"/>
+        <w:gridCol w:w="997"/>
+        <w:gridCol w:w="997"/>
       </w:tblGrid>
       <w:tr>
         <w:tc>
           <w:tcPr>
-            <w:tcW w:type="dxa" w:w="9972"/>
+            <w:tcW w:type="dxa" w:w="9970"/>
+            <w:gridSpan w:val="10"/>
             <w:shd w:val="clear" w:color="auto" w:fill="D9D9D9"/>
           </w:tcPr>
           <w:p>
@@ -704,31 +714,34 @@
           </w:p>
         </w:tc>
       </w:tr>
-    </w:tbl>
-    <w:tbl>
-      <w:tblPr>
-        <w:tblW w:type="auto" w:w="0"/>
-        <w:tblLook w:firstColumn="1" w:firstRow="1" w:lastColumn="0" w:lastRow="0" w:noHBand="0" w:noVBand="1" w:val="04A0"/>
-        <w:tblBorders>
-          <w:top w:val="single" w:sz="4" w:space="0" w:color="000000"/>
-          <w:left w:val="single" w:sz="4" w:space="0" w:color="000000"/>
-          <w:bottom w:val="single" w:sz="4" w:space="0" w:color="000000"/>
-          <w:right w:val="single" w:sz="4" w:space="0" w:color="000000"/>
-          <w:insideH w:val="single" w:sz="4" w:space="0" w:color="000000"/>
-          <w:insideV w:val="single" w:sz="4" w:space="0" w:color="000000"/>
-        </w:tblBorders>
-        <w:tblW w:w="5000" w:type="pct"/>
-      </w:tblPr>
-      <w:tblGrid>
-        <w:gridCol w:w="2493"/>
-        <w:gridCol w:w="2493"/>
-        <w:gridCol w:w="2493"/>
-        <w:gridCol w:w="2493"/>
-      </w:tblGrid>
       <w:tr>
         <w:tc>
           <w:tcPr>
-            <w:tcW w:type="dxa" w:w="2493"/>
+            <w:tcW w:type="dxa" w:w="9970"/>
+            <w:gridSpan w:val="10"/>
+            <w:shd w:val="clear" w:color="auto" w:fill="D9D9D9"/>
+          </w:tcPr>
+          <w:p>
+            <w:pPr>
+              <w:spacing w:before="20" w:after="20"/>
+            </w:pPr>
+            <w:r>
+              <w:rPr>
+                <w:rFonts w:ascii="Aptos" w:hAnsi="Aptos"/>
+                <w:b w:val="0"/>
+                <w:i w:val="0"/>
+                <w:sz w:val="16"/>
+              </w:rPr>
+              <w:t>Wymiar godzinowy (liczba godzin w semestrze)</w:t>
+            </w:r>
+          </w:p>
+        </w:tc>
+      </w:tr>
+      <w:tr>
+        <w:tc>
+          <w:tcPr>
+            <w:tcW w:type="dxa" w:w="1994"/>
+            <w:gridSpan w:val="2"/>
             <w:shd w:val="clear" w:color="auto" w:fill="D9D9D9"/>
           </w:tcPr>
           <w:p>
@@ -748,7 +761,8 @@
         </w:tc>
         <w:tc>
           <w:tcPr>
-            <w:tcW w:type="dxa" w:w="2493"/>
+            <w:tcW w:type="dxa" w:w="2991"/>
+            <w:gridSpan w:val="3"/>
             <w:shd w:val="clear" w:color="auto" w:fill="D9D9D9"/>
           </w:tcPr>
           <w:p>
@@ -768,7 +782,8 @@
         </w:tc>
         <w:tc>
           <w:tcPr>
-            <w:tcW w:type="dxa" w:w="2493"/>
+            <w:tcW w:type="dxa" w:w="2991"/>
+            <w:gridSpan w:val="3"/>
             <w:shd w:val="clear" w:color="auto" w:fill="D9D9D9"/>
           </w:tcPr>
           <w:p>
@@ -788,7 +803,8 @@
         </w:tc>
         <w:tc>
           <w:tcPr>
-            <w:tcW w:type="dxa" w:w="2493"/>
+            <w:tcW w:type="dxa" w:w="1994"/>
+            <w:gridSpan w:val="2"/>
             <w:shd w:val="clear" w:color="auto" w:fill="D9D9D9"/>
           </w:tcPr>
           <w:p>
@@ -810,7 +826,8 @@
       <w:tr>
         <w:tc>
           <w:tcPr>
-            <w:tcW w:type="dxa" w:w="2493"/>
+            <w:tcW w:type="dxa" w:w="1994"/>
+            <w:gridSpan w:val="2"/>
           </w:tcPr>
           <w:p>
             <w:pPr>
@@ -829,7 +846,8 @@
         </w:tc>
         <w:tc>
           <w:tcPr>
-            <w:tcW w:type="dxa" w:w="2493"/>
+            <w:tcW w:type="dxa" w:w="2991"/>
+            <w:gridSpan w:val="3"/>
           </w:tcPr>
           <w:p>
             <w:pPr>
@@ -848,7 +866,8 @@
         </w:tc>
         <w:tc>
           <w:tcPr>
-            <w:tcW w:type="dxa" w:w="2493"/>
+            <w:tcW w:type="dxa" w:w="2991"/>
+            <w:gridSpan w:val="3"/>
           </w:tcPr>
           <w:p>
             <w:pPr>
@@ -867,7 +886,8 @@
         </w:tc>
         <w:tc>
           <w:tcPr>
-            <w:tcW w:type="dxa" w:w="2493"/>
+            <w:tcW w:type="dxa" w:w="1994"/>
+            <w:gridSpan w:val="2"/>
           </w:tcPr>
           <w:p>
             <w:pPr>
@@ -885,30 +905,34 @@
           </w:p>
         </w:tc>
       </w:tr>
-    </w:tbl>
-    <w:tbl>
-      <w:tblPr>
-        <w:tblW w:type="auto" w:w="0"/>
-        <w:tblLook w:firstColumn="1" w:firstRow="1" w:lastColumn="0" w:lastRow="0" w:noHBand="0" w:noVBand="1" w:val="04A0"/>
-        <w:tblBorders>
-          <w:top w:val="single" w:sz="4" w:space="0" w:color="000000"/>
-          <w:left w:val="single" w:sz="4" w:space="0" w:color="000000"/>
-          <w:bottom w:val="single" w:sz="4" w:space="0" w:color="000000"/>
-          <w:right w:val="single" w:sz="4" w:space="0" w:color="000000"/>
-          <w:insideH w:val="single" w:sz="4" w:space="0" w:color="000000"/>
-          <w:insideV w:val="single" w:sz="4" w:space="0" w:color="000000"/>
-        </w:tblBorders>
-        <w:tblW w:w="5000" w:type="pct"/>
-      </w:tblPr>
-      <w:tblGrid>
-        <w:gridCol w:w="3324"/>
-        <w:gridCol w:w="3324"/>
-        <w:gridCol w:w="3324"/>
-      </w:tblGrid>
       <w:tr>
         <w:tc>
           <w:tcPr>
-            <w:tcW w:type="dxa" w:w="3324"/>
+            <w:tcW w:type="dxa" w:w="9970"/>
+            <w:gridSpan w:val="10"/>
+            <w:shd w:val="clear" w:color="auto" w:fill="D9D9D9"/>
+          </w:tcPr>
+          <w:p>
+            <w:pPr>
+              <w:spacing w:before="20" w:after="20"/>
+            </w:pPr>
+            <w:r>
+              <w:rPr>
+                <w:rFonts w:ascii="Aptos" w:hAnsi="Aptos"/>
+                <w:b/>
+                <w:i w:val="0"/>
+                <w:sz w:val="22"/>
+              </w:rPr>
+              <w:t>Bilans ECTS</w:t>
+            </w:r>
+          </w:p>
+        </w:tc>
+      </w:tr>
+      <w:tr>
+        <w:tc>
+          <w:tcPr>
+            <w:tcW w:type="dxa" w:w="4985"/>
+            <w:gridSpan w:val="5"/>
             <w:shd w:val="clear" w:color="auto" w:fill="D9D9D9"/>
           </w:tcPr>
           <w:p>
@@ -928,7 +952,8 @@
         </w:tc>
         <w:tc>
           <w:tcPr>
-            <w:tcW w:type="dxa" w:w="3324"/>
+            <w:tcW w:type="dxa" w:w="2991"/>
+            <w:gridSpan w:val="3"/>
             <w:shd w:val="clear" w:color="auto" w:fill="D9D9D9"/>
           </w:tcPr>
           <w:p>
@@ -948,7 +973,8 @@
         </w:tc>
         <w:tc>
           <w:tcPr>
-            <w:tcW w:type="dxa" w:w="3324"/>
+            <w:tcW w:type="dxa" w:w="1994"/>
+            <w:gridSpan w:val="2"/>
             <w:shd w:val="clear" w:color="auto" w:fill="D9D9D9"/>
           </w:tcPr>
           <w:p>
@@ -970,7 +996,8 @@
       <w:tr>
         <w:tc>
           <w:tcPr>
-            <w:tcW w:type="dxa" w:w="3324"/>
+            <w:tcW w:type="dxa" w:w="4985"/>
+            <w:gridSpan w:val="5"/>
           </w:tcPr>
           <w:p>
             <w:pPr>
@@ -989,7 +1016,8 @@
         </w:tc>
         <w:tc>
           <w:tcPr>
-            <w:tcW w:type="dxa" w:w="3324"/>
+            <w:tcW w:type="dxa" w:w="2991"/>
+            <w:gridSpan w:val="3"/>
           </w:tcPr>
           <w:p>
             <w:pPr>
@@ -1008,7 +1036,8 @@
         </w:tc>
         <w:tc>
           <w:tcPr>
-            <w:tcW w:type="dxa" w:w="3324"/>
+            <w:tcW w:type="dxa" w:w="1994"/>
+            <w:gridSpan w:val="2"/>
           </w:tcPr>
           <w:p>
             <w:pPr>
@@ -1029,7 +1058,8 @@
       <w:tr>
         <w:tc>
           <w:tcPr>
-            <w:tcW w:type="dxa" w:w="3324"/>
+            <w:tcW w:type="dxa" w:w="4985"/>
+            <w:gridSpan w:val="5"/>
           </w:tcPr>
           <w:p>
             <w:pPr>
@@ -1048,7 +1078,8 @@
         </w:tc>
         <w:tc>
           <w:tcPr>
-            <w:tcW w:type="dxa" w:w="3324"/>
+            <w:tcW w:type="dxa" w:w="2991"/>
+            <w:gridSpan w:val="3"/>
           </w:tcPr>
           <w:p>
             <w:pPr>
@@ -1067,7 +1098,8 @@
         </w:tc>
         <w:tc>
           <w:tcPr>
-            <w:tcW w:type="dxa" w:w="3324"/>
+            <w:tcW w:type="dxa" w:w="1994"/>
+            <w:gridSpan w:val="2"/>
           </w:tcPr>
           <w:p>
             <w:pPr>
@@ -1088,7 +1120,29 @@
       <w:tr>
         <w:tc>
           <w:tcPr>
-            <w:tcW w:type="dxa" w:w="3324"/>
+            <w:tcW w:type="dxa" w:w="4985"/>
+            <w:gridSpan w:val="5"/>
+            <w:shd w:val="clear" w:color="auto" w:fill="D9D9D9"/>
+          </w:tcPr>
+          <w:p>
+            <w:pPr>
+              <w:spacing w:before="20" w:after="20"/>
+            </w:pPr>
+            <w:r>
+              <w:rPr>
+                <w:rFonts w:ascii="Aptos" w:hAnsi="Aptos"/>
+                <w:b/>
+                <w:i w:val="0"/>
+                <w:sz w:val="16"/>
+              </w:rPr>
+              <w:t>Opis samodzielnej pracy studenta</w:t>
+            </w:r>
+          </w:p>
+        </w:tc>
+        <w:tc>
+          <w:tcPr>
+            <w:tcW w:type="dxa" w:w="4985"/>
+            <w:gridSpan w:val="5"/>
           </w:tcPr>
           <w:p>
             <w:pPr>
@@ -1101,45 +1155,7 @@
                 <w:i w:val="0"/>
                 <w:sz w:val="22"/>
               </w:rPr>
-              <w:t>Suma</w:t>
-            </w:r>
-          </w:p>
-        </w:tc>
-        <w:tc>
-          <w:tcPr>
-            <w:tcW w:type="dxa" w:w="3324"/>
-          </w:tcPr>
-          <w:p>
-            <w:pPr>
-              <w:spacing w:before="20" w:after="20"/>
-            </w:pPr>
-            <w:r>
-              <w:rPr>
-                <w:rFonts w:ascii="Aptos" w:hAnsi="Aptos"/>
-                <w:b w:val="0"/>
-                <w:i w:val="0"/>
-                <w:sz w:val="22"/>
-              </w:rPr>
-              <w:t>100</w:t>
-            </w:r>
-          </w:p>
-        </w:tc>
-        <w:tc>
-          <w:tcPr>
-            <w:tcW w:type="dxa" w:w="3324"/>
-          </w:tcPr>
-          <w:p>
-            <w:pPr>
-              <w:spacing w:before="20" w:after="20"/>
-            </w:pPr>
-            <w:r>
-              <w:rPr>
-                <w:rFonts w:ascii="Aptos" w:hAnsi="Aptos"/>
-                <w:b w:val="0"/>
-                <w:i w:val="0"/>
-                <w:sz w:val="22"/>
-              </w:rPr>
-              <w:t>4</w:t>
+              <w:t>Samodzielne zadania programistyczne z machine learning; praca nad indywidualnym zadaniem zaliczeniowym; analiza i interpretacja wyników modeli predykcyjnych.</w:t>
             </w:r>
           </w:p>
         </w:tc>
@@ -1250,7 +1266,97 @@
           <w:tcPr>
             <w:tcW w:type="dxa" w:w="9972"/>
           </w:tcPr>
-          <w:p/>
+          <w:p>
+            <w:pPr>
+              <w:spacing w:before="20" w:after="20"/>
+            </w:pPr>
+            <w:r>
+              <w:rPr>
+                <w:rFonts w:ascii="Aptos" w:hAnsi="Aptos"/>
+                <w:b/>
+                <w:sz w:val="22"/>
+              </w:rPr>
+              <w:t>Wykład:</w:t>
+            </w:r>
+          </w:p>
+          <w:p>
+            <w:pPr>
+              <w:spacing w:before="20" w:after="20"/>
+            </w:pPr>
+            <w:r>
+              <w:rPr>
+                <w:rFonts w:ascii="Aptos" w:hAnsi="Aptos"/>
+                <w:b w:val="0"/>
+                <w:sz w:val="22"/>
+              </w:rPr>
+              <w:t>• wykład z prezentacją multimedialną</w:t>
+            </w:r>
+          </w:p>
+          <w:p>
+            <w:pPr>
+              <w:spacing w:before="20" w:after="20"/>
+            </w:pPr>
+            <w:r>
+              <w:rPr>
+                <w:rFonts w:ascii="Aptos" w:hAnsi="Aptos"/>
+                <w:b w:val="0"/>
+                <w:sz w:val="22"/>
+              </w:rPr>
+              <w:t>• wykład z prezentacją oprogramowania</w:t>
+            </w:r>
+          </w:p>
+          <w:p>
+            <w:pPr>
+              <w:spacing w:before="20" w:after="20"/>
+            </w:pPr>
+            <w:r>
+              <w:rPr>
+                <w:rFonts w:ascii="Aptos" w:hAnsi="Aptos"/>
+                <w:b/>
+                <w:sz w:val="22"/>
+              </w:rPr>
+              <w:t>Ćwiczenia / Laboratorium:</w:t>
+            </w:r>
+          </w:p>
+          <w:p>
+            <w:pPr>
+              <w:spacing w:before="20" w:after="20"/>
+            </w:pPr>
+            <w:r>
+              <w:rPr>
+                <w:rFonts w:ascii="Aptos" w:hAnsi="Aptos"/>
+                <w:b w:val="0"/>
+                <w:sz w:val="22"/>
+              </w:rPr>
+              <w:t>• rozwiązywanie zadań</w:t>
+            </w:r>
+          </w:p>
+          <w:p>
+            <w:pPr>
+              <w:spacing w:before="20" w:after="20"/>
+            </w:pPr>
+            <w:r>
+              <w:rPr>
+                <w:rFonts w:ascii="Aptos" w:hAnsi="Aptos"/>
+                <w:b w:val="0"/>
+                <w:sz w:val="22"/>
+              </w:rPr>
+              <w:t>• studia przypadków z bazy studiów przypadków opracowanych przez firmy MŚP lub będące efektem staży</w:t>
+            </w:r>
+          </w:p>
+          <w:p>
+            <w:pPr>
+              <w:spacing w:before="20" w:after="20"/>
+            </w:pPr>
+            <w:r>
+              <w:rPr>
+                <w:rFonts w:ascii="Aptos" w:hAnsi="Aptos"/>
+                <w:b w:val="0"/>
+                <w:sz w:val="22"/>
+              </w:rPr>
+              <w:t>• warsztaty</w:t>
+            </w:r>
+          </w:p>
         </w:tc>
       </w:tr>
     </w:tbl>
@@ -1499,69 +1605,10 @@
             <w:r>
               <w:rPr>
                 <w:rFonts w:ascii="Aptos" w:hAnsi="Aptos"/>
+                <w:b w:val="0"/>
+                <w:i w:val="0"/>
                 <w:sz w:val="22"/>
               </w:rPr>
-              <w:t>1. Ćwiczenia / Laboratorium/Lektorat:</w:t>
-            </w:r>
-          </w:p>
-          <w:p>
-            <w:pPr>
-              <w:spacing w:before="20" w:after="20"/>
-            </w:pPr>
-            <w:r>
-              <w:rPr>
-                <w:rFonts w:ascii="Aptos" w:hAnsi="Aptos"/>
-                <w:sz w:val="22"/>
-              </w:rPr>
-              <w:t>2. rozwiązywanie zadań</w:t>
-            </w:r>
-          </w:p>
-          <w:p>
-            <w:pPr>
-              <w:spacing w:before="20" w:after="20"/>
-            </w:pPr>
-            <w:r>
-              <w:rPr>
-                <w:rFonts w:ascii="Aptos" w:hAnsi="Aptos"/>
-                <w:sz w:val="22"/>
-              </w:rPr>
-              <w:t>3. studia przypadków z bazy studiów przypadków opracowanych przez firmy MŚP lub będące efektem staży</w:t>
-            </w:r>
-          </w:p>
-          <w:p>
-            <w:pPr>
-              <w:spacing w:before="20" w:after="20"/>
-            </w:pPr>
-            <w:r>
-              <w:rPr>
-                <w:rFonts w:ascii="Aptos" w:hAnsi="Aptos"/>
-                <w:sz w:val="22"/>
-              </w:rPr>
-              <w:t>4. warsztaty</w:t>
-            </w:r>
-          </w:p>
-          <w:p>
-            <w:pPr>
-              <w:spacing w:before="20" w:after="20"/>
-            </w:pPr>
-            <w:r>
-              <w:rPr>
-                <w:rFonts w:ascii="Aptos" w:hAnsi="Aptos"/>
-                <w:sz w:val="22"/>
-              </w:rPr>
-              <w:t>5. Kryteria oceny</w:t>
-            </w:r>
-          </w:p>
-          <w:p>
-            <w:pPr>
-              <w:spacing w:before="20" w:after="20"/>
-            </w:pPr>
-            <w:r>
-              <w:rPr>
-                <w:rFonts w:ascii="Aptos" w:hAnsi="Aptos"/>
-                <w:sz w:val="22"/>
-              </w:rPr>
-              <w:t>6. Ocena praktycznego zastosowania zagadnień omawianych na wykładach. Studenci otrzymują zadania programistyczne do wykonania podczas zajęć (do zdobycia maks. 40 punktów, z gradacją 0.5 p.) oraz zadanie indywidualne (do zdobycia maks. 10 punktów). Przedmiot zalicza otrzymanie w sumie co najmniej 25 punktów.</w:t>
             </w:r>
           </w:p>
         </w:tc>
@@ -1578,7 +1625,7 @@
                 <w:rFonts w:ascii="Aptos" w:hAnsi="Aptos"/>
                 <w:sz w:val="22"/>
               </w:rPr>
-              <w:t>1. Ćwiczenia / Laboratorium/Lektorat:</w:t>
+              <w:t>1. ocena sporządzonego oprogramowania</w:t>
             </w:r>
           </w:p>
           <w:p>
@@ -1590,55 +1637,7 @@
                 <w:rFonts w:ascii="Aptos" w:hAnsi="Aptos"/>
                 <w:sz w:val="22"/>
               </w:rPr>
-              <w:t>2. rozwiązywanie zadań</w:t>
-            </w:r>
-          </w:p>
-          <w:p>
-            <w:pPr>
-              <w:spacing w:before="20" w:after="20"/>
-            </w:pPr>
-            <w:r>
-              <w:rPr>
-                <w:rFonts w:ascii="Aptos" w:hAnsi="Aptos"/>
-                <w:sz w:val="22"/>
-              </w:rPr>
-              <w:t>3. studia przypadków z bazy studiów przypadków opracowanych przez firmy MŚP lub będące efektem staży</w:t>
-            </w:r>
-          </w:p>
-          <w:p>
-            <w:pPr>
-              <w:spacing w:before="20" w:after="20"/>
-            </w:pPr>
-            <w:r>
-              <w:rPr>
-                <w:rFonts w:ascii="Aptos" w:hAnsi="Aptos"/>
-                <w:sz w:val="22"/>
-              </w:rPr>
-              <w:t>4. warsztaty</w:t>
-            </w:r>
-          </w:p>
-          <w:p>
-            <w:pPr>
-              <w:spacing w:before="20" w:after="20"/>
-            </w:pPr>
-            <w:r>
-              <w:rPr>
-                <w:rFonts w:ascii="Aptos" w:hAnsi="Aptos"/>
-                <w:sz w:val="22"/>
-              </w:rPr>
-              <w:t>5. Kryteria oceny</w:t>
-            </w:r>
-          </w:p>
-          <w:p>
-            <w:pPr>
-              <w:spacing w:before="20" w:after="20"/>
-            </w:pPr>
-            <w:r>
-              <w:rPr>
-                <w:rFonts w:ascii="Aptos" w:hAnsi="Aptos"/>
-                <w:sz w:val="22"/>
-              </w:rPr>
-              <w:t>6. Ocena praktycznego zastosowania zagadnień omawianych na wykładach. Studenci otrzymują zadania programistyczne do wykonania podczas zajęć (do zdobycia maks. 40 punktów, z gradacją 0.5 p.) oraz zadanie indywidualne (do zdobycia maks. 10 punktów). Przedmiot zalicza otrzymanie w sumie co najmniej 25 punktów.</w:t>
+              <w:t>2. ocena pracy podczas ćwiczenia</w:t>
             </w:r>
           </w:p>
         </w:tc>
@@ -1879,14 +1878,14 @@
         <w:tblW w:w="5000" w:type="pct"/>
       </w:tblPr>
       <w:tblGrid>
-        <w:gridCol w:w="3324"/>
-        <w:gridCol w:w="3324"/>
-        <w:gridCol w:w="3324"/>
+        <w:gridCol w:w="680"/>
+        <w:gridCol w:w="4536"/>
+        <w:gridCol w:w="4252"/>
       </w:tblGrid>
       <w:tr>
         <w:tc>
           <w:tcPr>
-            <w:tcW w:type="dxa" w:w="9972"/>
+            <w:tcW w:type="dxa" w:w="9468"/>
             <w:gridSpan w:val="3"/>
             <w:shd w:val="clear" w:color="auto" w:fill="D9D9D9"/>
           </w:tcPr>
@@ -1909,7 +1908,7 @@
       <w:tr>
         <w:tc>
           <w:tcPr>
-            <w:tcW w:type="dxa" w:w="3324"/>
+            <w:tcW w:type="dxa" w:w="680"/>
             <w:shd w:val="clear" w:color="auto" w:fill="D9D9D9"/>
           </w:tcPr>
           <w:p>
@@ -1929,7 +1928,7 @@
         </w:tc>
         <w:tc>
           <w:tcPr>
-            <w:tcW w:type="dxa" w:w="3324"/>
+            <w:tcW w:type="dxa" w:w="4536"/>
             <w:shd w:val="clear" w:color="auto" w:fill="D9D9D9"/>
           </w:tcPr>
           <w:p>
@@ -1949,7 +1948,7 @@
         </w:tc>
         <w:tc>
           <w:tcPr>
-            <w:tcW w:type="dxa" w:w="3324"/>
+            <w:tcW w:type="dxa" w:w="4252"/>
             <w:shd w:val="clear" w:color="auto" w:fill="D9D9D9"/>
           </w:tcPr>
           <w:p>
@@ -1971,7 +1970,7 @@
       <w:tr>
         <w:tc>
           <w:tcPr>
-            <w:tcW w:type="dxa" w:w="3324"/>
+            <w:tcW w:type="dxa" w:w="680"/>
           </w:tcPr>
           <w:p>
             <w:pPr>
@@ -1990,7 +1989,7 @@
         </w:tc>
         <w:tc>
           <w:tcPr>
-            <w:tcW w:type="dxa" w:w="3324"/>
+            <w:tcW w:type="dxa" w:w="4536"/>
           </w:tcPr>
           <w:p>
             <w:pPr>
@@ -2009,7 +2008,7 @@
         </w:tc>
         <w:tc>
           <w:tcPr>
-            <w:tcW w:type="dxa" w:w="3324"/>
+            <w:tcW w:type="dxa" w:w="4252"/>
           </w:tcPr>
           <w:p>
             <w:pPr>
@@ -2029,7 +2028,7 @@
       <w:tr>
         <w:tc>
           <w:tcPr>
-            <w:tcW w:type="dxa" w:w="3324"/>
+            <w:tcW w:type="dxa" w:w="680"/>
           </w:tcPr>
           <w:p>
             <w:pPr>
@@ -2048,7 +2047,7 @@
         </w:tc>
         <w:tc>
           <w:tcPr>
-            <w:tcW w:type="dxa" w:w="3324"/>
+            <w:tcW w:type="dxa" w:w="4536"/>
           </w:tcPr>
           <w:p>
             <w:pPr>
@@ -2067,7 +2066,7 @@
         </w:tc>
         <w:tc>
           <w:tcPr>
-            <w:tcW w:type="dxa" w:w="3324"/>
+            <w:tcW w:type="dxa" w:w="4252"/>
           </w:tcPr>
           <w:p>
             <w:pPr>
@@ -2087,7 +2086,7 @@
       <w:tr>
         <w:tc>
           <w:tcPr>
-            <w:tcW w:type="dxa" w:w="3324"/>
+            <w:tcW w:type="dxa" w:w="680"/>
           </w:tcPr>
           <w:p>
             <w:pPr>
@@ -2106,7 +2105,7 @@
         </w:tc>
         <w:tc>
           <w:tcPr>
-            <w:tcW w:type="dxa" w:w="3324"/>
+            <w:tcW w:type="dxa" w:w="4536"/>
           </w:tcPr>
           <w:p>
             <w:pPr>
@@ -2125,7 +2124,7 @@
         </w:tc>
         <w:tc>
           <w:tcPr>
-            <w:tcW w:type="dxa" w:w="3324"/>
+            <w:tcW w:type="dxa" w:w="4252"/>
           </w:tcPr>
           <w:p>
             <w:pPr>
@@ -2145,7 +2144,7 @@
       <w:tr>
         <w:tc>
           <w:tcPr>
-            <w:tcW w:type="dxa" w:w="3324"/>
+            <w:tcW w:type="dxa" w:w="680"/>
           </w:tcPr>
           <w:p>
             <w:pPr>
@@ -2164,7 +2163,7 @@
         </w:tc>
         <w:tc>
           <w:tcPr>
-            <w:tcW w:type="dxa" w:w="3324"/>
+            <w:tcW w:type="dxa" w:w="4536"/>
           </w:tcPr>
           <w:p>
             <w:pPr>
@@ -2183,7 +2182,7 @@
         </w:tc>
         <w:tc>
           <w:tcPr>
-            <w:tcW w:type="dxa" w:w="3324"/>
+            <w:tcW w:type="dxa" w:w="4252"/>
           </w:tcPr>
           <w:p>
             <w:pPr>
@@ -2203,7 +2202,7 @@
       <w:tr>
         <w:tc>
           <w:tcPr>
-            <w:tcW w:type="dxa" w:w="3324"/>
+            <w:tcW w:type="dxa" w:w="680"/>
           </w:tcPr>
           <w:p>
             <w:pPr>
@@ -2222,7 +2221,7 @@
         </w:tc>
         <w:tc>
           <w:tcPr>
-            <w:tcW w:type="dxa" w:w="3324"/>
+            <w:tcW w:type="dxa" w:w="4536"/>
           </w:tcPr>
           <w:p>
             <w:pPr>
@@ -2241,7 +2240,7 @@
         </w:tc>
         <w:tc>
           <w:tcPr>
-            <w:tcW w:type="dxa" w:w="3324"/>
+            <w:tcW w:type="dxa" w:w="4252"/>
           </w:tcPr>
           <w:p>
             <w:pPr>
@@ -2261,7 +2260,7 @@
       <w:tr>
         <w:tc>
           <w:tcPr>
-            <w:tcW w:type="dxa" w:w="3324"/>
+            <w:tcW w:type="dxa" w:w="680"/>
           </w:tcPr>
           <w:p>
             <w:pPr>
@@ -2280,7 +2279,7 @@
         </w:tc>
         <w:tc>
           <w:tcPr>
-            <w:tcW w:type="dxa" w:w="3324"/>
+            <w:tcW w:type="dxa" w:w="4536"/>
           </w:tcPr>
           <w:p>
             <w:pPr>
@@ -2299,7 +2298,7 @@
         </w:tc>
         <w:tc>
           <w:tcPr>
-            <w:tcW w:type="dxa" w:w="3324"/>
+            <w:tcW w:type="dxa" w:w="4252"/>
           </w:tcPr>
           <w:p>
             <w:pPr>
@@ -2319,7 +2318,7 @@
       <w:tr>
         <w:tc>
           <w:tcPr>
-            <w:tcW w:type="dxa" w:w="3324"/>
+            <w:tcW w:type="dxa" w:w="680"/>
           </w:tcPr>
           <w:p>
             <w:pPr>
@@ -2338,7 +2337,7 @@
         </w:tc>
         <w:tc>
           <w:tcPr>
-            <w:tcW w:type="dxa" w:w="3324"/>
+            <w:tcW w:type="dxa" w:w="4536"/>
           </w:tcPr>
           <w:p>
             <w:pPr>
@@ -2357,7 +2356,7 @@
         </w:tc>
         <w:tc>
           <w:tcPr>
-            <w:tcW w:type="dxa" w:w="3324"/>
+            <w:tcW w:type="dxa" w:w="4252"/>
           </w:tcPr>
           <w:p>
             <w:pPr>
@@ -2377,7 +2376,7 @@
       <w:tr>
         <w:tc>
           <w:tcPr>
-            <w:tcW w:type="dxa" w:w="3324"/>
+            <w:tcW w:type="dxa" w:w="680"/>
           </w:tcPr>
           <w:p>
             <w:pPr>
@@ -2396,7 +2395,7 @@
         </w:tc>
         <w:tc>
           <w:tcPr>
-            <w:tcW w:type="dxa" w:w="3324"/>
+            <w:tcW w:type="dxa" w:w="4536"/>
           </w:tcPr>
           <w:p>
             <w:pPr>
@@ -2415,7 +2414,7 @@
         </w:tc>
         <w:tc>
           <w:tcPr>
-            <w:tcW w:type="dxa" w:w="3324"/>
+            <w:tcW w:type="dxa" w:w="4252"/>
           </w:tcPr>
           <w:p>
             <w:pPr>
@@ -2435,7 +2434,7 @@
       <w:tr>
         <w:tc>
           <w:tcPr>
-            <w:tcW w:type="dxa" w:w="3324"/>
+            <w:tcW w:type="dxa" w:w="680"/>
           </w:tcPr>
           <w:p>
             <w:pPr>
@@ -2454,7 +2453,7 @@
         </w:tc>
         <w:tc>
           <w:tcPr>
-            <w:tcW w:type="dxa" w:w="3324"/>
+            <w:tcW w:type="dxa" w:w="4536"/>
           </w:tcPr>
           <w:p>
             <w:pPr>
@@ -2473,7 +2472,7 @@
         </w:tc>
         <w:tc>
           <w:tcPr>
-            <w:tcW w:type="dxa" w:w="3324"/>
+            <w:tcW w:type="dxa" w:w="4252"/>
           </w:tcPr>
           <w:p>
             <w:pPr>
@@ -2493,7 +2492,7 @@
       <w:tr>
         <w:tc>
           <w:tcPr>
-            <w:tcW w:type="dxa" w:w="3324"/>
+            <w:tcW w:type="dxa" w:w="680"/>
           </w:tcPr>
           <w:p>
             <w:pPr>
@@ -2512,7 +2511,7 @@
         </w:tc>
         <w:tc>
           <w:tcPr>
-            <w:tcW w:type="dxa" w:w="3324"/>
+            <w:tcW w:type="dxa" w:w="4536"/>
           </w:tcPr>
           <w:p>
             <w:pPr>
@@ -2531,7 +2530,7 @@
         </w:tc>
         <w:tc>
           <w:tcPr>
-            <w:tcW w:type="dxa" w:w="3324"/>
+            <w:tcW w:type="dxa" w:w="4252"/>
           </w:tcPr>
           <w:p>
             <w:pPr>
@@ -2551,7 +2550,7 @@
       <w:tr>
         <w:tc>
           <w:tcPr>
-            <w:tcW w:type="dxa" w:w="3324"/>
+            <w:tcW w:type="dxa" w:w="680"/>
           </w:tcPr>
           <w:p>
             <w:pPr>
@@ -2570,7 +2569,7 @@
         </w:tc>
         <w:tc>
           <w:tcPr>
-            <w:tcW w:type="dxa" w:w="3324"/>
+            <w:tcW w:type="dxa" w:w="4536"/>
           </w:tcPr>
           <w:p>
             <w:pPr>
@@ -2589,7 +2588,7 @@
         </w:tc>
         <w:tc>
           <w:tcPr>
-            <w:tcW w:type="dxa" w:w="3324"/>
+            <w:tcW w:type="dxa" w:w="4252"/>
           </w:tcPr>
           <w:p>
             <w:pPr>
@@ -2609,7 +2608,7 @@
       <w:tr>
         <w:tc>
           <w:tcPr>
-            <w:tcW w:type="dxa" w:w="3324"/>
+            <w:tcW w:type="dxa" w:w="680"/>
           </w:tcPr>
           <w:p>
             <w:pPr>
@@ -2628,7 +2627,7 @@
         </w:tc>
         <w:tc>
           <w:tcPr>
-            <w:tcW w:type="dxa" w:w="3324"/>
+            <w:tcW w:type="dxa" w:w="4536"/>
           </w:tcPr>
           <w:p>
             <w:pPr>
@@ -2647,7 +2646,7 @@
         </w:tc>
         <w:tc>
           <w:tcPr>
-            <w:tcW w:type="dxa" w:w="3324"/>
+            <w:tcW w:type="dxa" w:w="4252"/>
           </w:tcPr>
           <w:p>
             <w:pPr>
@@ -2667,7 +2666,7 @@
       <w:tr>
         <w:tc>
           <w:tcPr>
-            <w:tcW w:type="dxa" w:w="3324"/>
+            <w:tcW w:type="dxa" w:w="680"/>
           </w:tcPr>
           <w:p>
             <w:pPr>
@@ -2686,7 +2685,7 @@
         </w:tc>
         <w:tc>
           <w:tcPr>
-            <w:tcW w:type="dxa" w:w="3324"/>
+            <w:tcW w:type="dxa" w:w="4536"/>
           </w:tcPr>
           <w:p>
             <w:pPr>
@@ -2705,7 +2704,7 @@
         </w:tc>
         <w:tc>
           <w:tcPr>
-            <w:tcW w:type="dxa" w:w="3324"/>
+            <w:tcW w:type="dxa" w:w="4252"/>
           </w:tcPr>
           <w:p>
             <w:pPr>
@@ -2725,7 +2724,7 @@
       <w:tr>
         <w:tc>
           <w:tcPr>
-            <w:tcW w:type="dxa" w:w="3324"/>
+            <w:tcW w:type="dxa" w:w="680"/>
           </w:tcPr>
           <w:p>
             <w:pPr>
@@ -2744,7 +2743,7 @@
         </w:tc>
         <w:tc>
           <w:tcPr>
-            <w:tcW w:type="dxa" w:w="3324"/>
+            <w:tcW w:type="dxa" w:w="4536"/>
           </w:tcPr>
           <w:p>
             <w:pPr>
@@ -2763,7 +2762,7 @@
         </w:tc>
         <w:tc>
           <w:tcPr>
-            <w:tcW w:type="dxa" w:w="3324"/>
+            <w:tcW w:type="dxa" w:w="4252"/>
           </w:tcPr>
           <w:p>
             <w:pPr>
@@ -2783,7 +2782,7 @@
       <w:tr>
         <w:tc>
           <w:tcPr>
-            <w:tcW w:type="dxa" w:w="3324"/>
+            <w:tcW w:type="dxa" w:w="680"/>
           </w:tcPr>
           <w:p>
             <w:pPr>
@@ -2802,7 +2801,7 @@
         </w:tc>
         <w:tc>
           <w:tcPr>
-            <w:tcW w:type="dxa" w:w="3324"/>
+            <w:tcW w:type="dxa" w:w="4536"/>
           </w:tcPr>
           <w:p>
             <w:pPr>
@@ -2821,7 +2820,7 @@
         </w:tc>
         <w:tc>
           <w:tcPr>
-            <w:tcW w:type="dxa" w:w="3324"/>
+            <w:tcW w:type="dxa" w:w="4252"/>
           </w:tcPr>
           <w:p>
             <w:pPr>
@@ -3238,6 +3237,7 @@
                 <w:i w:val="0"/>
                 <w:sz w:val="22"/>
               </w:rPr>
+              <w:t>ocena sporządzonego oprogramowania; ocena pracy podczas ćwiczenia</w:t>
             </w:r>
           </w:p>
         </w:tc>
@@ -3295,6 +3295,7 @@
                 <w:i w:val="0"/>
                 <w:sz w:val="22"/>
               </w:rPr>
+              <w:t>ocena sporządzonego oprogramowania; ocena pracy podczas ćwiczenia</w:t>
             </w:r>
           </w:p>
         </w:tc>
@@ -3352,6 +3353,7 @@
                 <w:i w:val="0"/>
                 <w:sz w:val="22"/>
               </w:rPr>
+              <w:t>ocena sporządzonego oprogramowania; ocena pracy podczas ćwiczenia</w:t>
             </w:r>
           </w:p>
         </w:tc>
@@ -3514,6 +3516,7 @@
                 <w:i w:val="0"/>
                 <w:sz w:val="22"/>
               </w:rPr>
+              <w:t>ocena sporządzonego oprogramowania; ocena pracy podczas ćwiczenia</w:t>
             </w:r>
           </w:p>
         </w:tc>
@@ -3571,6 +3574,7 @@
                 <w:i w:val="0"/>
                 <w:sz w:val="22"/>
               </w:rPr>
+              <w:t>ocena sporządzonego oprogramowania; ocena pracy podczas ćwiczenia</w:t>
             </w:r>
           </w:p>
         </w:tc>
@@ -3733,6 +3737,7 @@
                 <w:i w:val="0"/>
                 <w:sz w:val="22"/>
               </w:rPr>
+              <w:t>ocena sporządzonego oprogramowania; ocena pracy podczas ćwiczenia</w:t>
             </w:r>
           </w:p>
         </w:tc>
@@ -3790,6 +3795,7 @@
                 <w:i w:val="0"/>
                 <w:sz w:val="22"/>
               </w:rPr>
+              <w:t>ocena sporządzonego oprogramowania; ocena pracy podczas ćwiczenia</w:t>
             </w:r>
           </w:p>
         </w:tc>
@@ -3895,62 +3901,6 @@
                 <w:sz w:val="16"/>
               </w:rPr>
               <w:t>Wyposażenie specjalistyczne konieczne do realizacji przedmiotu</w:t>
-            </w:r>
-          </w:p>
-        </w:tc>
-      </w:tr>
-      <w:tr>
-        <w:tc>
-          <w:tcPr>
-            <w:tcW w:type="dxa" w:w="3324"/>
-          </w:tcPr>
-          <w:p>
-            <w:pPr>
-              <w:spacing w:before="20" w:after="20"/>
-            </w:pPr>
-            <w:r>
-              <w:rPr>
-                <w:rFonts w:ascii="Aptos" w:hAnsi="Aptos"/>
-                <w:b w:val="0"/>
-                <w:i w:val="0"/>
-                <w:sz w:val="22"/>
-              </w:rPr>
-            </w:r>
-          </w:p>
-        </w:tc>
-        <w:tc>
-          <w:tcPr>
-            <w:tcW w:type="dxa" w:w="3324"/>
-          </w:tcPr>
-          <w:p>
-            <w:pPr>
-              <w:spacing w:before="20" w:after="20"/>
-            </w:pPr>
-            <w:r>
-              <w:rPr>
-                <w:rFonts w:ascii="Aptos" w:hAnsi="Aptos"/>
-                <w:b w:val="0"/>
-                <w:i w:val="0"/>
-                <w:sz w:val="22"/>
-              </w:rPr>
-            </w:r>
-          </w:p>
-        </w:tc>
-        <w:tc>
-          <w:tcPr>
-            <w:tcW w:type="dxa" w:w="3324"/>
-          </w:tcPr>
-          <w:p>
-            <w:pPr>
-              <w:spacing w:before="20" w:after="20"/>
-            </w:pPr>
-            <w:r>
-              <w:rPr>
-                <w:rFonts w:ascii="Aptos" w:hAnsi="Aptos"/>
-                <w:b w:val="0"/>
-                <w:i w:val="0"/>
-                <w:sz w:val="22"/>
-              </w:rPr>
             </w:r>
           </w:p>
         </w:tc>
